--- a/docs/general-english/A2/release/units/a21-u08.docx
+++ b/docs/general-english/A2/release/units/a21-u08.docx
@@ -874,7 +874,7 @@
           <wp:inline>
             <wp:extent cx="5724525" cy="1390650"/>
             <wp:effectExtent b="0" l="0" r="0" t="0"/>
-            <wp:docPr descr="The four words of the word bank, in the order the task prints them, each with a picture: lend, instrument, patient, beginner." title="" id="27" name="Picture"/>
+            <wp:docPr descr="The four words of the word bank, in the order the task prints them, each with a picture: lend, patient, instrument, beginner." title="" id="27" name="Picture"/>
             <a:graphic>
               <a:graphicData uri="http://schemas.openxmlformats.org/drawingml/2006/picture">
                 <pic:pic>
@@ -968,7 +968,7 @@
         <w:t xml:space="preserve"> </w:t>
       </w:r>
       <w:r>
-        <w:t xml:space="preserve">lend | instrument | patient | beginner</w:t>
+        <w:t xml:space="preserve">lend | patient | instrument | beginner</w:t>
       </w:r>
     </w:p>
     <w:p>
@@ -5406,7 +5406,7 @@
       <w:r>
         <w:drawing>
           <wp:inline>
-            <wp:extent cx="5724525" cy="2009775"/>
+            <wp:extent cx="5724525" cy="2286000"/>
             <wp:effectExtent b="0" l="0" r="0" t="0"/>
             <wp:docPr descr="The four sentences of this task as chips above two empty bins, one for ability and one for a request. Which chip goes in which bin is the exercise, so none of them is placed." title="" id="60" name="Picture"/>
             <a:graphic>
@@ -5427,7 +5427,7 @@
                   <pic:spPr bwMode="auto">
                     <a:xfrm>
                       <a:off x="0" y="0"/>
-                      <a:ext cx="5724525" cy="2009775"/>
+                      <a:ext cx="5724525" cy="2286000"/>
                     </a:xfrm>
                     <a:prstGeom prst="rect">
                       <a:avLst/>
@@ -5633,7 +5633,7 @@
       <w:r>
         <w:drawing>
           <wp:inline>
-            <wp:extent cx="5724525" cy="1857375"/>
+            <wp:extent cx="5724525" cy="2190750"/>
             <wp:effectExtent b="0" l="0" r="0" t="0"/>
             <wp:docPr descr="One correction worked through -- the wrong form struck out and the right one beside it -- and then three more sentences with an empty line for the learner to write the correct form." title="" id="63" name="Picture"/>
             <a:graphic>
@@ -5654,7 +5654,7 @@
                   <pic:spPr bwMode="auto">
                     <a:xfrm>
                       <a:off x="0" y="0"/>
-                      <a:ext cx="5724525" cy="1857375"/>
+                      <a:ext cx="5724525" cy="2190750"/>
                     </a:xfrm>
                     <a:prstGeom prst="rect">
                       <a:avLst/>
@@ -12120,7 +12120,7 @@
       <w:r>
         <w:drawing>
           <wp:inline>
-            <wp:extent cx="5724525" cy="2352675"/>
+            <wp:extent cx="5724525" cy="2590800"/>
             <wp:effectExtent b="0" l="0" r="0" t="0"/>
             <wp:docPr descr="The decision task as one question and three branches, with what each one costs: offer directly and make somebody say out loud that they need help; help without saying anything, which costs them nothing; or wait until they ask, when the ones in most need ask last of all." title="" id="132" name="Picture"/>
             <a:graphic>
@@ -12141,7 +12141,7 @@
                   <pic:spPr bwMode="auto">
                     <a:xfrm>
                       <a:off x="0" y="0"/>
-                      <a:ext cx="5724525" cy="2352675"/>
+                      <a:ext cx="5724525" cy="2590800"/>
                     </a:xfrm>
                     <a:prstGeom prst="rect">
                       <a:avLst/>
@@ -12319,7 +12319,7 @@
           <wp:inline>
             <wp:extent cx="5724525" cy="2095500"/>
             <wp:effectExtent b="0" l="0" r="0" t="0"/>
-            <wp:docPr descr="The eight words of the spiral review bank, in bank order: lend, borrow, beginner, patient, can, could, quality, suitcase." title="" id="135" name="Picture"/>
+            <wp:docPr descr="The eight words of the spiral review bank, in bank order: patient, suitcase, lend, could, beginner, borrow, can, quality." title="" id="135" name="Picture"/>
             <a:graphic>
               <a:graphicData uri="http://schemas.openxmlformats.org/drawingml/2006/picture">
                 <pic:pic>
@@ -12438,7 +12438,7 @@
         <w:t xml:space="preserve"> </w:t>
       </w:r>
       <w:r>
-        <w:t xml:space="preserve">lend | borrow | beginner | patient | can | could | quality | suitcase</w:t>
+        <w:t xml:space="preserve">patient | suitcase | lend | could | beginner | borrow | can | quality</w:t>
       </w:r>
     </w:p>
     <w:p>
